--- a/Data findings.docx
+++ b/Data findings.docx
@@ -1,9 +1,1052 @@
 
 <file path=word/document.xml><?xml version="1.0" encoding="utf-8"?>
-<w:document xmlns:wpc="http://schemas.microsoft.com/office/word/2010/wordprocessingCanvas" xmlns:cx="http://schemas.microsoft.com/office/drawing/2014/chartex" xmlns:cx1="http://schemas.microsoft.com/office/drawing/2015/9/8/chartex" xmlns:cx2="http://schemas.microsoft.com/office/drawing/2015/10/21/chartex" xmlns:cx3="http://schemas.microsoft.com/office/drawing/2016/5/9/chartex" xmlns:cx4="http://schemas.microsoft.com/office/drawing/2016/5/10/chartex" xmlns:cx5="http://schemas.microsoft.com/office/drawing/2016/5/11/chartex" xmlns:cx6="http://schemas.microsoft.com/office/drawing/2016/5/12/chartex" xmlns:cx7="http://schemas.microsoft.com/office/drawing/2016/5/13/chartex" xmlns:cx8="http://schemas.microsoft.com/office/drawing/2016/5/14/chartex" xmlns:mc="http://schemas.openxmlformats.org/markup-compatibility/2006" xmlns:aink="http://schemas.microsoft.com/office/drawing/2016/ink" xmlns:am3d="http://schemas.microsoft.com/office/drawing/2017/model3d" xmlns:o="urn:schemas-microsoft-com:office:office" xmlns:oel="http://schemas.microsoft.com/office/2019/extlst" xmlns:r="http://schemas.openxmlformats.org/officeDocument/2006/relationships" xmlns:m="http://schemas.openxmlformats.org/officeDocument/2006/math" xmlns:v="urn:schemas-microsoft-com:vml" xmlns:wp14="http://schemas.microsoft.com/office/word/2010/wordprocessingDrawing" xmlns:wp="http://schemas.openxmlformats.org/drawingml/2006/wordprocessingDrawing" xmlns:w10="urn:schemas-microsoft-com:office:word" xmlns:w="http://schemas.openxmlformats.org/wordprocessingml/2006/main" xmlns:w14="http://schemas.microsoft.com/office/word/2010/wordml" xmlns:w15="http://schemas.microsoft.com/office/word/2012/wordml" xmlns:w16cex="http://schemas.microsoft.com/office/word/2018/wordml/cex" xmlns:w16cid="http://schemas.microsoft.com/office/word/2016/wordml/cid" xmlns:w16="http://schemas.microsoft.com/office/word/2018/wordml" xmlns:w16du="http://schemas.microsoft.com/office/word/2023/wordml/word16du" xmlns:w16sdtdh="http://schemas.microsoft.com/office/word/2020/wordml/sdtdatahash" xmlns:w16sdtfl="http://schemas.microsoft.com/office/word/2024/wordml/sdtformatlock" xmlns:w16se="http://schemas.microsoft.com/office/word/2015/wordml/symex" xmlns:wpg="http://schemas.microsoft.com/office/word/2010/wordprocessingGroup" xmlns:wpi="http://schemas.microsoft.com/office/word/2010/wordprocessingInk" xmlns:wne="http://schemas.microsoft.com/office/word/2006/wordml" xmlns:wps="http://schemas.microsoft.com/office/word/2010/wordprocessingShape" mc:Ignorable="w14 w15 w16se w16cid w16 w16cex w16sdtdh w16sdtfl w16du wp14">
+<w:document xmlns:wpc="http://schemas.microsoft.com/office/word/2010/wordprocessingCanvas" xmlns:cx="http://schemas.microsoft.com/office/drawing/2014/chartex" xmlns:cx1="http://schemas.microsoft.com/office/drawing/2015/9/8/chartex" xmlns:cx2="http://schemas.microsoft.com/office/drawing/2015/10/21/chartex" xmlns:cx3="http://schemas.microsoft.com/office/drawing/2016/5/9/chartex" xmlns:cx4="http://schemas.microsoft.com/office/drawing/2016/5/10/chartex" xmlns:cx5="http://schemas.microsoft.com/office/drawing/2016/5/11/chartex" xmlns:cx6="http://schemas.microsoft.com/office/drawing/2016/5/12/chartex" xmlns:cx7="http://schemas.microsoft.com/office/drawing/2016/5/13/chartex" xmlns:cx8="http://schemas.microsoft.com/office/drawing/2016/5/14/chartex" xmlns:mc="http://schemas.openxmlformats.org/markup-compatibility/2006" xmlns:m="http://schemas.openxmlformats.org/officeDocument/2006/math" xmlns:aink="http://schemas.microsoft.com/office/drawing/2016/ink" xmlns:am3d="http://schemas.microsoft.com/office/drawing/2017/model3d" xmlns:oel="http://schemas.microsoft.com/office/2019/extlst" xmlns:r="http://schemas.openxmlformats.org/officeDocument/2006/relationships" xmlns:wp14="http://schemas.microsoft.com/office/word/2010/wordprocessingDrawing" xmlns:wp="http://schemas.openxmlformats.org/drawingml/2006/wordprocessingDrawing" xmlns:wpg="http://schemas.microsoft.com/office/word/2010/wordprocessingGroup" xmlns:wpi="http://schemas.microsoft.com/office/word/2010/wordprocessingInk" xmlns:wps="http://schemas.microsoft.com/office/word/2010/wordprocessingShape" xmlns:o="urn:schemas-microsoft-com:office:office" xmlns:v="urn:schemas-microsoft-com:vml" xmlns:w10="urn:schemas-microsoft-com:office:word" xmlns:w="http://schemas.openxmlformats.org/wordprocessingml/2006/main" xmlns:w14="http://schemas.microsoft.com/office/word/2010/wordml" xmlns:w15="http://schemas.microsoft.com/office/word/2012/wordml" xmlns:w16cex="http://schemas.microsoft.com/office/word/2018/wordml/cex" xmlns:w16cid="http://schemas.microsoft.com/office/word/2016/wordml/cid" xmlns:w16="http://schemas.microsoft.com/office/word/2018/wordml" xmlns:w16sdtdh="http://schemas.microsoft.com/office/word/2020/wordml/sdtdatahash" xmlns:w16sdtfl="http://schemas.microsoft.com/office/word/2024/wordml/sdtformatlock" xmlns:w16se="http://schemas.microsoft.com/office/word/2015/wordml/symex" xmlns:w16du="http://schemas.microsoft.com/office/word/2023/wordml/word16du" xmlns:wne="http://schemas.microsoft.com/office/word/2006/wordml" mc:Ignorable="w14 w15 w16se w16cid w16 w16cex w16sdtdh w16sdtfl w16du wp14">
   <w:body>
     <w:p>
       <w:r>
+        <w:t>District changes:</w:t>
+      </w:r>
+      <w:r>
+        <w:br/>
+      </w:r>
+      <w:r>
+        <w:t>Jammu and Kashmir</w:t>
+      </w:r>
+      <w:r>
+        <w:t xml:space="preserve"> -&gt; </w:t>
+      </w:r>
+      <w:r>
+        <w:t>Kargil</w:t>
+      </w:r>
+      <w:r>
+        <w:t xml:space="preserve"> and Leh (Ladakh) changed state/became own state</w:t>
+      </w:r>
+      <w:r>
+        <w:br/>
+      </w:r>
+      <w:r>
+        <w:t xml:space="preserve">Haryana -&gt; </w:t>
+      </w:r>
+      <w:r>
+        <w:t>Charkhi Dadri</w:t>
+      </w:r>
+      <w:r>
+        <w:t xml:space="preserve"> added in 2025</w:t>
+      </w:r>
+    </w:p>
+    <w:p>
+      <w:r>
+        <w:t xml:space="preserve">Delhi -&gt; Shahdara, </w:t>
+      </w:r>
+      <w:proofErr w:type="gramStart"/>
+      <w:r>
+        <w:t>South East</w:t>
+      </w:r>
+      <w:proofErr w:type="gramEnd"/>
+      <w:r>
+        <w:t xml:space="preserve"> Delhi added in 2025</w:t>
+      </w:r>
+    </w:p>
+    <w:p/>
+    <w:p>
+      <w:r>
+        <w:t xml:space="preserve">Rajasthan -&gt; </w:t>
+      </w:r>
+    </w:p>
+    <w:tbl>
+      <w:tblPr>
+        <w:tblW w:w="1973" w:type="dxa"/>
+        <w:tblLook w:val="04A0" w:firstRow="1" w:lastRow="0" w:firstColumn="1" w:lastColumn="0" w:noHBand="0" w:noVBand="1"/>
+      </w:tblPr>
+      <w:tblGrid>
+        <w:gridCol w:w="1973"/>
+      </w:tblGrid>
+      <w:tr>
+        <w:trPr>
+          <w:trHeight w:val="320"/>
+        </w:trPr>
+        <w:tc>
+          <w:tcPr>
+            <w:tcW w:w="1973" w:type="dxa"/>
+            <w:tcBorders>
+              <w:top w:val="single" w:sz="4" w:space="0" w:color="auto"/>
+              <w:left w:val="single" w:sz="4" w:space="0" w:color="auto"/>
+              <w:bottom w:val="single" w:sz="4" w:space="0" w:color="auto"/>
+              <w:right w:val="single" w:sz="4" w:space="0" w:color="auto"/>
+            </w:tcBorders>
+            <w:noWrap/>
+            <w:vAlign w:val="bottom"/>
+            <w:hideMark/>
+          </w:tcPr>
+          <w:p>
+            <w:pPr>
+              <w:spacing w:after="0" w:line="240" w:lineRule="auto"/>
+              <w:rPr>
+                <w:rFonts w:ascii="Aptos Narrow" w:eastAsia="Times New Roman" w:hAnsi="Aptos Narrow" w:cs="Times New Roman"/>
+                <w:color w:val="000000"/>
+                <w:kern w:val="0"/>
+                <w14:ligatures w14:val="none"/>
+              </w:rPr>
+            </w:pPr>
+            <w:proofErr w:type="spellStart"/>
+            <w:r>
+              <w:rPr>
+                <w:rFonts w:ascii="Aptos Narrow" w:eastAsia="Times New Roman" w:hAnsi="Aptos Narrow" w:cs="Times New Roman"/>
+                <w:color w:val="000000"/>
+                <w:kern w:val="0"/>
+                <w14:ligatures w14:val="none"/>
+              </w:rPr>
+              <w:t>Anupgarh</w:t>
+            </w:r>
+            <w:proofErr w:type="spellEnd"/>
+          </w:p>
+        </w:tc>
+      </w:tr>
+      <w:tr>
+        <w:trPr>
+          <w:trHeight w:val="320"/>
+        </w:trPr>
+        <w:tc>
+          <w:tcPr>
+            <w:tcW w:w="1973" w:type="dxa"/>
+            <w:tcBorders>
+              <w:top w:val="nil"/>
+              <w:left w:val="single" w:sz="4" w:space="0" w:color="auto"/>
+              <w:bottom w:val="single" w:sz="4" w:space="0" w:color="auto"/>
+              <w:right w:val="single" w:sz="4" w:space="0" w:color="auto"/>
+            </w:tcBorders>
+            <w:noWrap/>
+            <w:vAlign w:val="bottom"/>
+            <w:hideMark/>
+          </w:tcPr>
+          <w:p>
+            <w:pPr>
+              <w:spacing w:after="0" w:line="240" w:lineRule="auto"/>
+              <w:rPr>
+                <w:rFonts w:ascii="Aptos Narrow" w:eastAsia="Times New Roman" w:hAnsi="Aptos Narrow" w:cs="Times New Roman"/>
+                <w:color w:val="000000"/>
+                <w:kern w:val="0"/>
+                <w14:ligatures w14:val="none"/>
+              </w:rPr>
+            </w:pPr>
+            <w:r>
+              <w:rPr>
+                <w:rFonts w:ascii="Aptos Narrow" w:eastAsia="Times New Roman" w:hAnsi="Aptos Narrow" w:cs="Times New Roman"/>
+                <w:color w:val="000000"/>
+                <w:kern w:val="0"/>
+                <w14:ligatures w14:val="none"/>
+              </w:rPr>
+              <w:t>Neem ka thana</w:t>
+            </w:r>
+          </w:p>
+        </w:tc>
+      </w:tr>
+      <w:tr>
+        <w:trPr>
+          <w:trHeight w:val="320"/>
+        </w:trPr>
+        <w:tc>
+          <w:tcPr>
+            <w:tcW w:w="1973" w:type="dxa"/>
+            <w:tcBorders>
+              <w:top w:val="nil"/>
+              <w:left w:val="single" w:sz="4" w:space="0" w:color="auto"/>
+              <w:bottom w:val="single" w:sz="4" w:space="0" w:color="auto"/>
+              <w:right w:val="single" w:sz="4" w:space="0" w:color="auto"/>
+            </w:tcBorders>
+            <w:noWrap/>
+            <w:vAlign w:val="bottom"/>
+            <w:hideMark/>
+          </w:tcPr>
+          <w:p>
+            <w:pPr>
+              <w:spacing w:after="0" w:line="240" w:lineRule="auto"/>
+              <w:rPr>
+                <w:rFonts w:ascii="Aptos Narrow" w:eastAsia="Times New Roman" w:hAnsi="Aptos Narrow" w:cs="Times New Roman"/>
+                <w:color w:val="000000"/>
+                <w:kern w:val="0"/>
+                <w14:ligatures w14:val="none"/>
+              </w:rPr>
+            </w:pPr>
+            <w:proofErr w:type="spellStart"/>
+            <w:r>
+              <w:rPr>
+                <w:rFonts w:ascii="Aptos Narrow" w:eastAsia="Times New Roman" w:hAnsi="Aptos Narrow" w:cs="Times New Roman"/>
+                <w:color w:val="000000"/>
+                <w:kern w:val="0"/>
+                <w14:ligatures w14:val="none"/>
+              </w:rPr>
+              <w:t>Khairthal</w:t>
+            </w:r>
+            <w:proofErr w:type="spellEnd"/>
+            <w:r>
+              <w:rPr>
+                <w:rFonts w:ascii="Aptos Narrow" w:eastAsia="Times New Roman" w:hAnsi="Aptos Narrow" w:cs="Times New Roman"/>
+                <w:color w:val="000000"/>
+                <w:kern w:val="0"/>
+                <w14:ligatures w14:val="none"/>
+              </w:rPr>
+              <w:t xml:space="preserve"> </w:t>
+            </w:r>
+            <w:proofErr w:type="spellStart"/>
+            <w:r>
+              <w:rPr>
+                <w:rFonts w:ascii="Aptos Narrow" w:eastAsia="Times New Roman" w:hAnsi="Aptos Narrow" w:cs="Times New Roman"/>
+                <w:color w:val="000000"/>
+                <w:kern w:val="0"/>
+                <w14:ligatures w14:val="none"/>
+              </w:rPr>
+              <w:t>Tijara</w:t>
+            </w:r>
+            <w:proofErr w:type="spellEnd"/>
+          </w:p>
+        </w:tc>
+      </w:tr>
+      <w:tr>
+        <w:trPr>
+          <w:trHeight w:val="320"/>
+        </w:trPr>
+        <w:tc>
+          <w:tcPr>
+            <w:tcW w:w="1973" w:type="dxa"/>
+            <w:tcBorders>
+              <w:top w:val="nil"/>
+              <w:left w:val="single" w:sz="4" w:space="0" w:color="auto"/>
+              <w:bottom w:val="single" w:sz="4" w:space="0" w:color="auto"/>
+              <w:right w:val="single" w:sz="4" w:space="0" w:color="auto"/>
+            </w:tcBorders>
+            <w:noWrap/>
+            <w:vAlign w:val="bottom"/>
+            <w:hideMark/>
+          </w:tcPr>
+          <w:p>
+            <w:pPr>
+              <w:spacing w:after="0" w:line="240" w:lineRule="auto"/>
+              <w:rPr>
+                <w:rFonts w:ascii="Aptos Narrow" w:eastAsia="Times New Roman" w:hAnsi="Aptos Narrow" w:cs="Times New Roman"/>
+                <w:color w:val="000000"/>
+                <w:kern w:val="0"/>
+                <w14:ligatures w14:val="none"/>
+              </w:rPr>
+            </w:pPr>
+            <w:r>
+              <w:rPr>
+                <w:rFonts w:ascii="Aptos Narrow" w:eastAsia="Times New Roman" w:hAnsi="Aptos Narrow" w:cs="Times New Roman"/>
+                <w:color w:val="000000"/>
+                <w:kern w:val="0"/>
+                <w14:ligatures w14:val="none"/>
+              </w:rPr>
+              <w:t>Kotputli-Behror</w:t>
+            </w:r>
+          </w:p>
+        </w:tc>
+      </w:tr>
+      <w:tr>
+        <w:trPr>
+          <w:trHeight w:val="320"/>
+        </w:trPr>
+        <w:tc>
+          <w:tcPr>
+            <w:tcW w:w="1973" w:type="dxa"/>
+            <w:tcBorders>
+              <w:top w:val="nil"/>
+              <w:left w:val="single" w:sz="4" w:space="0" w:color="auto"/>
+              <w:bottom w:val="single" w:sz="4" w:space="0" w:color="auto"/>
+              <w:right w:val="single" w:sz="4" w:space="0" w:color="auto"/>
+            </w:tcBorders>
+            <w:noWrap/>
+            <w:vAlign w:val="bottom"/>
+            <w:hideMark/>
+          </w:tcPr>
+          <w:p>
+            <w:pPr>
+              <w:spacing w:after="0" w:line="240" w:lineRule="auto"/>
+              <w:rPr>
+                <w:rFonts w:ascii="Aptos Narrow" w:eastAsia="Times New Roman" w:hAnsi="Aptos Narrow" w:cs="Times New Roman"/>
+                <w:color w:val="000000"/>
+                <w:kern w:val="0"/>
+                <w14:ligatures w14:val="none"/>
+              </w:rPr>
+            </w:pPr>
+            <w:r>
+              <w:rPr>
+                <w:rFonts w:ascii="Aptos Narrow" w:eastAsia="Times New Roman" w:hAnsi="Aptos Narrow" w:cs="Times New Roman"/>
+                <w:color w:val="000000"/>
+                <w:kern w:val="0"/>
+                <w14:ligatures w14:val="none"/>
+              </w:rPr>
+              <w:t>Deeg</w:t>
+            </w:r>
+          </w:p>
+        </w:tc>
+      </w:tr>
+      <w:tr>
+        <w:trPr>
+          <w:trHeight w:val="320"/>
+        </w:trPr>
+        <w:tc>
+          <w:tcPr>
+            <w:tcW w:w="1973" w:type="dxa"/>
+            <w:tcBorders>
+              <w:top w:val="nil"/>
+              <w:left w:val="single" w:sz="4" w:space="0" w:color="auto"/>
+              <w:bottom w:val="single" w:sz="4" w:space="0" w:color="auto"/>
+              <w:right w:val="single" w:sz="4" w:space="0" w:color="auto"/>
+            </w:tcBorders>
+            <w:noWrap/>
+            <w:vAlign w:val="bottom"/>
+            <w:hideMark/>
+          </w:tcPr>
+          <w:p>
+            <w:pPr>
+              <w:spacing w:after="0" w:line="240" w:lineRule="auto"/>
+              <w:rPr>
+                <w:rFonts w:ascii="Aptos Narrow" w:eastAsia="Times New Roman" w:hAnsi="Aptos Narrow" w:cs="Times New Roman"/>
+                <w:color w:val="000000"/>
+                <w:kern w:val="0"/>
+                <w14:ligatures w14:val="none"/>
+              </w:rPr>
+            </w:pPr>
+            <w:r>
+              <w:rPr>
+                <w:rFonts w:ascii="Aptos Narrow" w:eastAsia="Times New Roman" w:hAnsi="Aptos Narrow" w:cs="Times New Roman"/>
+                <w:color w:val="000000"/>
+                <w:kern w:val="0"/>
+                <w14:ligatures w14:val="none"/>
+              </w:rPr>
+              <w:t>Gangapur City</w:t>
+            </w:r>
+          </w:p>
+        </w:tc>
+      </w:tr>
+      <w:tr>
+        <w:trPr>
+          <w:trHeight w:val="320"/>
+        </w:trPr>
+        <w:tc>
+          <w:tcPr>
+            <w:tcW w:w="1973" w:type="dxa"/>
+            <w:tcBorders>
+              <w:top w:val="nil"/>
+              <w:left w:val="single" w:sz="4" w:space="0" w:color="auto"/>
+              <w:bottom w:val="single" w:sz="4" w:space="0" w:color="auto"/>
+              <w:right w:val="single" w:sz="4" w:space="0" w:color="auto"/>
+            </w:tcBorders>
+            <w:noWrap/>
+            <w:vAlign w:val="bottom"/>
+            <w:hideMark/>
+          </w:tcPr>
+          <w:p>
+            <w:pPr>
+              <w:spacing w:after="0" w:line="240" w:lineRule="auto"/>
+              <w:rPr>
+                <w:rFonts w:ascii="Aptos Narrow" w:eastAsia="Times New Roman" w:hAnsi="Aptos Narrow" w:cs="Times New Roman"/>
+                <w:color w:val="000000"/>
+                <w:kern w:val="0"/>
+                <w14:ligatures w14:val="none"/>
+              </w:rPr>
+            </w:pPr>
+            <w:proofErr w:type="gramStart"/>
+            <w:r>
+              <w:rPr>
+                <w:rFonts w:ascii="Aptos Narrow" w:eastAsia="Times New Roman" w:hAnsi="Aptos Narrow" w:cs="Times New Roman"/>
+                <w:color w:val="000000"/>
+                <w:kern w:val="0"/>
+                <w14:ligatures w14:val="none"/>
+              </w:rPr>
+              <w:t>Jaipur(</w:t>
+            </w:r>
+            <w:proofErr w:type="gramEnd"/>
+            <w:r>
+              <w:rPr>
+                <w:rFonts w:ascii="Aptos Narrow" w:eastAsia="Times New Roman" w:hAnsi="Aptos Narrow" w:cs="Times New Roman"/>
+                <w:color w:val="000000"/>
+                <w:kern w:val="0"/>
+                <w14:ligatures w14:val="none"/>
+              </w:rPr>
+              <w:t>Rural)</w:t>
+            </w:r>
+          </w:p>
+        </w:tc>
+      </w:tr>
+      <w:tr>
+        <w:trPr>
+          <w:trHeight w:val="320"/>
+        </w:trPr>
+        <w:tc>
+          <w:tcPr>
+            <w:tcW w:w="1973" w:type="dxa"/>
+            <w:tcBorders>
+              <w:top w:val="nil"/>
+              <w:left w:val="single" w:sz="4" w:space="0" w:color="auto"/>
+              <w:bottom w:val="single" w:sz="4" w:space="0" w:color="auto"/>
+              <w:right w:val="single" w:sz="4" w:space="0" w:color="auto"/>
+            </w:tcBorders>
+            <w:noWrap/>
+            <w:vAlign w:val="bottom"/>
+            <w:hideMark/>
+          </w:tcPr>
+          <w:p>
+            <w:pPr>
+              <w:spacing w:after="0" w:line="240" w:lineRule="auto"/>
+              <w:rPr>
+                <w:rFonts w:ascii="Aptos Narrow" w:eastAsia="Times New Roman" w:hAnsi="Aptos Narrow" w:cs="Times New Roman"/>
+                <w:color w:val="000000"/>
+                <w:kern w:val="0"/>
+                <w14:ligatures w14:val="none"/>
+              </w:rPr>
+            </w:pPr>
+            <w:r>
+              <w:rPr>
+                <w:rFonts w:ascii="Aptos Narrow" w:eastAsia="Times New Roman" w:hAnsi="Aptos Narrow" w:cs="Times New Roman"/>
+                <w:color w:val="000000"/>
+                <w:kern w:val="0"/>
+                <w14:ligatures w14:val="none"/>
+              </w:rPr>
+              <w:t>Dudu</w:t>
+            </w:r>
+          </w:p>
+        </w:tc>
+      </w:tr>
+      <w:tr>
+        <w:trPr>
+          <w:trHeight w:val="320"/>
+        </w:trPr>
+        <w:tc>
+          <w:tcPr>
+            <w:tcW w:w="1973" w:type="dxa"/>
+            <w:tcBorders>
+              <w:top w:val="nil"/>
+              <w:left w:val="single" w:sz="4" w:space="0" w:color="auto"/>
+              <w:bottom w:val="single" w:sz="4" w:space="0" w:color="auto"/>
+              <w:right w:val="single" w:sz="4" w:space="0" w:color="auto"/>
+            </w:tcBorders>
+            <w:noWrap/>
+            <w:vAlign w:val="bottom"/>
+            <w:hideMark/>
+          </w:tcPr>
+          <w:p>
+            <w:pPr>
+              <w:spacing w:after="0" w:line="240" w:lineRule="auto"/>
+              <w:rPr>
+                <w:rFonts w:ascii="Aptos Narrow" w:eastAsia="Times New Roman" w:hAnsi="Aptos Narrow" w:cs="Times New Roman"/>
+                <w:color w:val="000000"/>
+                <w:kern w:val="0"/>
+                <w14:ligatures w14:val="none"/>
+              </w:rPr>
+            </w:pPr>
+            <w:proofErr w:type="spellStart"/>
+            <w:r>
+              <w:rPr>
+                <w:rFonts w:ascii="Aptos Narrow" w:eastAsia="Times New Roman" w:hAnsi="Aptos Narrow" w:cs="Times New Roman"/>
+                <w:color w:val="000000"/>
+                <w:kern w:val="0"/>
+                <w14:ligatures w14:val="none"/>
+              </w:rPr>
+              <w:t>Didwana-Kuchaman</w:t>
+            </w:r>
+            <w:proofErr w:type="spellEnd"/>
+          </w:p>
+        </w:tc>
+      </w:tr>
+      <w:tr>
+        <w:trPr>
+          <w:trHeight w:val="320"/>
+        </w:trPr>
+        <w:tc>
+          <w:tcPr>
+            <w:tcW w:w="1973" w:type="dxa"/>
+            <w:tcBorders>
+              <w:top w:val="nil"/>
+              <w:left w:val="single" w:sz="4" w:space="0" w:color="auto"/>
+              <w:bottom w:val="single" w:sz="4" w:space="0" w:color="auto"/>
+              <w:right w:val="single" w:sz="4" w:space="0" w:color="auto"/>
+            </w:tcBorders>
+            <w:noWrap/>
+            <w:vAlign w:val="bottom"/>
+            <w:hideMark/>
+          </w:tcPr>
+          <w:p>
+            <w:pPr>
+              <w:spacing w:after="0" w:line="240" w:lineRule="auto"/>
+              <w:rPr>
+                <w:rFonts w:ascii="Aptos Narrow" w:eastAsia="Times New Roman" w:hAnsi="Aptos Narrow" w:cs="Times New Roman"/>
+                <w:color w:val="000000"/>
+                <w:kern w:val="0"/>
+                <w14:ligatures w14:val="none"/>
+              </w:rPr>
+            </w:pPr>
+            <w:proofErr w:type="gramStart"/>
+            <w:r>
+              <w:rPr>
+                <w:rFonts w:ascii="Aptos Narrow" w:eastAsia="Times New Roman" w:hAnsi="Aptos Narrow" w:cs="Times New Roman"/>
+                <w:color w:val="000000"/>
+                <w:kern w:val="0"/>
+                <w14:ligatures w14:val="none"/>
+              </w:rPr>
+              <w:t>Jodhpur(</w:t>
+            </w:r>
+            <w:proofErr w:type="gramEnd"/>
+            <w:r>
+              <w:rPr>
+                <w:rFonts w:ascii="Aptos Narrow" w:eastAsia="Times New Roman" w:hAnsi="Aptos Narrow" w:cs="Times New Roman"/>
+                <w:color w:val="000000"/>
+                <w:kern w:val="0"/>
+                <w14:ligatures w14:val="none"/>
+              </w:rPr>
+              <w:t>Rural)</w:t>
+            </w:r>
+          </w:p>
+        </w:tc>
+      </w:tr>
+      <w:tr>
+        <w:trPr>
+          <w:trHeight w:val="320"/>
+        </w:trPr>
+        <w:tc>
+          <w:tcPr>
+            <w:tcW w:w="1973" w:type="dxa"/>
+            <w:tcBorders>
+              <w:top w:val="nil"/>
+              <w:left w:val="single" w:sz="4" w:space="0" w:color="auto"/>
+              <w:bottom w:val="single" w:sz="4" w:space="0" w:color="auto"/>
+              <w:right w:val="single" w:sz="4" w:space="0" w:color="auto"/>
+            </w:tcBorders>
+            <w:noWrap/>
+            <w:vAlign w:val="bottom"/>
+            <w:hideMark/>
+          </w:tcPr>
+          <w:p>
+            <w:pPr>
+              <w:spacing w:after="0" w:line="240" w:lineRule="auto"/>
+              <w:rPr>
+                <w:rFonts w:ascii="Aptos Narrow" w:eastAsia="Times New Roman" w:hAnsi="Aptos Narrow" w:cs="Times New Roman"/>
+                <w:color w:val="000000"/>
+                <w:kern w:val="0"/>
+                <w14:ligatures w14:val="none"/>
+              </w:rPr>
+            </w:pPr>
+            <w:proofErr w:type="spellStart"/>
+            <w:r>
+              <w:rPr>
+                <w:rFonts w:ascii="Aptos Narrow" w:eastAsia="Times New Roman" w:hAnsi="Aptos Narrow" w:cs="Times New Roman"/>
+                <w:color w:val="000000"/>
+                <w:kern w:val="0"/>
+                <w14:ligatures w14:val="none"/>
+              </w:rPr>
+              <w:t>Balotra</w:t>
+            </w:r>
+            <w:proofErr w:type="spellEnd"/>
+          </w:p>
+        </w:tc>
+      </w:tr>
+      <w:tr>
+        <w:trPr>
+          <w:trHeight w:val="320"/>
+        </w:trPr>
+        <w:tc>
+          <w:tcPr>
+            <w:tcW w:w="1973" w:type="dxa"/>
+            <w:tcBorders>
+              <w:top w:val="nil"/>
+              <w:left w:val="single" w:sz="4" w:space="0" w:color="auto"/>
+              <w:bottom w:val="single" w:sz="4" w:space="0" w:color="auto"/>
+              <w:right w:val="single" w:sz="4" w:space="0" w:color="auto"/>
+            </w:tcBorders>
+            <w:noWrap/>
+            <w:vAlign w:val="bottom"/>
+            <w:hideMark/>
+          </w:tcPr>
+          <w:p>
+            <w:pPr>
+              <w:spacing w:after="0" w:line="240" w:lineRule="auto"/>
+              <w:rPr>
+                <w:rFonts w:ascii="Aptos Narrow" w:eastAsia="Times New Roman" w:hAnsi="Aptos Narrow" w:cs="Times New Roman"/>
+                <w:color w:val="000000"/>
+                <w:kern w:val="0"/>
+                <w14:ligatures w14:val="none"/>
+              </w:rPr>
+            </w:pPr>
+            <w:proofErr w:type="spellStart"/>
+            <w:r>
+              <w:rPr>
+                <w:rFonts w:ascii="Aptos Narrow" w:eastAsia="Times New Roman" w:hAnsi="Aptos Narrow" w:cs="Times New Roman"/>
+                <w:color w:val="000000"/>
+                <w:kern w:val="0"/>
+                <w14:ligatures w14:val="none"/>
+              </w:rPr>
+              <w:t>Sanchore</w:t>
+            </w:r>
+            <w:proofErr w:type="spellEnd"/>
+          </w:p>
+        </w:tc>
+      </w:tr>
+      <w:tr>
+        <w:trPr>
+          <w:trHeight w:val="320"/>
+        </w:trPr>
+        <w:tc>
+          <w:tcPr>
+            <w:tcW w:w="1973" w:type="dxa"/>
+            <w:tcBorders>
+              <w:top w:val="nil"/>
+              <w:left w:val="single" w:sz="4" w:space="0" w:color="auto"/>
+              <w:bottom w:val="single" w:sz="4" w:space="0" w:color="auto"/>
+              <w:right w:val="single" w:sz="4" w:space="0" w:color="auto"/>
+            </w:tcBorders>
+            <w:noWrap/>
+            <w:vAlign w:val="bottom"/>
+            <w:hideMark/>
+          </w:tcPr>
+          <w:p>
+            <w:pPr>
+              <w:spacing w:after="0" w:line="240" w:lineRule="auto"/>
+              <w:rPr>
+                <w:rFonts w:ascii="Aptos Narrow" w:eastAsia="Times New Roman" w:hAnsi="Aptos Narrow" w:cs="Times New Roman"/>
+                <w:color w:val="000000"/>
+                <w:kern w:val="0"/>
+                <w14:ligatures w14:val="none"/>
+              </w:rPr>
+            </w:pPr>
+            <w:proofErr w:type="spellStart"/>
+            <w:r>
+              <w:rPr>
+                <w:rFonts w:ascii="Aptos Narrow" w:eastAsia="Times New Roman" w:hAnsi="Aptos Narrow" w:cs="Times New Roman"/>
+                <w:color w:val="000000"/>
+                <w:kern w:val="0"/>
+                <w14:ligatures w14:val="none"/>
+              </w:rPr>
+              <w:t>Beawar</w:t>
+            </w:r>
+            <w:proofErr w:type="spellEnd"/>
+          </w:p>
+        </w:tc>
+      </w:tr>
+      <w:tr>
+        <w:trPr>
+          <w:trHeight w:val="320"/>
+        </w:trPr>
+        <w:tc>
+          <w:tcPr>
+            <w:tcW w:w="1973" w:type="dxa"/>
+            <w:tcBorders>
+              <w:top w:val="nil"/>
+              <w:left w:val="single" w:sz="4" w:space="0" w:color="auto"/>
+              <w:bottom w:val="single" w:sz="4" w:space="0" w:color="auto"/>
+              <w:right w:val="single" w:sz="4" w:space="0" w:color="auto"/>
+            </w:tcBorders>
+            <w:noWrap/>
+            <w:vAlign w:val="bottom"/>
+            <w:hideMark/>
+          </w:tcPr>
+          <w:p>
+            <w:pPr>
+              <w:spacing w:after="0" w:line="240" w:lineRule="auto"/>
+              <w:rPr>
+                <w:rFonts w:ascii="Aptos Narrow" w:eastAsia="Times New Roman" w:hAnsi="Aptos Narrow" w:cs="Times New Roman"/>
+                <w:color w:val="000000"/>
+                <w:kern w:val="0"/>
+                <w14:ligatures w14:val="none"/>
+              </w:rPr>
+            </w:pPr>
+            <w:proofErr w:type="spellStart"/>
+            <w:r>
+              <w:rPr>
+                <w:rFonts w:ascii="Aptos Narrow" w:eastAsia="Times New Roman" w:hAnsi="Aptos Narrow" w:cs="Times New Roman"/>
+                <w:color w:val="000000"/>
+                <w:kern w:val="0"/>
+                <w14:ligatures w14:val="none"/>
+              </w:rPr>
+              <w:t>Kekri</w:t>
+            </w:r>
+            <w:proofErr w:type="spellEnd"/>
+          </w:p>
+        </w:tc>
+      </w:tr>
+      <w:tr>
+        <w:trPr>
+          <w:trHeight w:val="320"/>
+        </w:trPr>
+        <w:tc>
+          <w:tcPr>
+            <w:tcW w:w="1973" w:type="dxa"/>
+            <w:tcBorders>
+              <w:top w:val="nil"/>
+              <w:left w:val="single" w:sz="4" w:space="0" w:color="auto"/>
+              <w:bottom w:val="single" w:sz="4" w:space="0" w:color="auto"/>
+              <w:right w:val="single" w:sz="4" w:space="0" w:color="auto"/>
+            </w:tcBorders>
+            <w:noWrap/>
+            <w:vAlign w:val="bottom"/>
+            <w:hideMark/>
+          </w:tcPr>
+          <w:p>
+            <w:pPr>
+              <w:spacing w:after="0" w:line="240" w:lineRule="auto"/>
+              <w:rPr>
+                <w:rFonts w:ascii="Aptos Narrow" w:eastAsia="Times New Roman" w:hAnsi="Aptos Narrow" w:cs="Times New Roman"/>
+                <w:color w:val="000000"/>
+                <w:kern w:val="0"/>
+                <w14:ligatures w14:val="none"/>
+              </w:rPr>
+            </w:pPr>
+            <w:proofErr w:type="spellStart"/>
+            <w:r>
+              <w:rPr>
+                <w:rFonts w:ascii="Aptos Narrow" w:eastAsia="Times New Roman" w:hAnsi="Aptos Narrow" w:cs="Times New Roman"/>
+                <w:color w:val="000000"/>
+                <w:kern w:val="0"/>
+                <w14:ligatures w14:val="none"/>
+              </w:rPr>
+              <w:t>Phalodi</w:t>
+            </w:r>
+            <w:proofErr w:type="spellEnd"/>
+          </w:p>
+        </w:tc>
+      </w:tr>
+      <w:tr>
+        <w:trPr>
+          <w:trHeight w:val="320"/>
+        </w:trPr>
+        <w:tc>
+          <w:tcPr>
+            <w:tcW w:w="1973" w:type="dxa"/>
+            <w:tcBorders>
+              <w:top w:val="nil"/>
+              <w:left w:val="single" w:sz="4" w:space="0" w:color="auto"/>
+              <w:bottom w:val="single" w:sz="4" w:space="0" w:color="auto"/>
+              <w:right w:val="single" w:sz="4" w:space="0" w:color="auto"/>
+            </w:tcBorders>
+            <w:noWrap/>
+            <w:vAlign w:val="bottom"/>
+            <w:hideMark/>
+          </w:tcPr>
+          <w:p>
+            <w:pPr>
+              <w:spacing w:after="0" w:line="240" w:lineRule="auto"/>
+              <w:rPr>
+                <w:rFonts w:ascii="Aptos Narrow" w:eastAsia="Times New Roman" w:hAnsi="Aptos Narrow" w:cs="Times New Roman"/>
+                <w:color w:val="000000"/>
+                <w:kern w:val="0"/>
+                <w14:ligatures w14:val="none"/>
+              </w:rPr>
+            </w:pPr>
+            <w:proofErr w:type="spellStart"/>
+            <w:r>
+              <w:rPr>
+                <w:rFonts w:ascii="Aptos Narrow" w:eastAsia="Times New Roman" w:hAnsi="Aptos Narrow" w:cs="Times New Roman"/>
+                <w:color w:val="000000"/>
+                <w:kern w:val="0"/>
+                <w14:ligatures w14:val="none"/>
+              </w:rPr>
+              <w:t>Shahpura</w:t>
+            </w:r>
+            <w:proofErr w:type="spellEnd"/>
+          </w:p>
+        </w:tc>
+      </w:tr>
+      <w:tr>
+        <w:trPr>
+          <w:trHeight w:val="320"/>
+        </w:trPr>
+        <w:tc>
+          <w:tcPr>
+            <w:tcW w:w="1973" w:type="dxa"/>
+            <w:tcBorders>
+              <w:top w:val="nil"/>
+              <w:left w:val="single" w:sz="4" w:space="0" w:color="auto"/>
+              <w:bottom w:val="single" w:sz="4" w:space="0" w:color="auto"/>
+              <w:right w:val="single" w:sz="4" w:space="0" w:color="auto"/>
+            </w:tcBorders>
+            <w:noWrap/>
+            <w:vAlign w:val="bottom"/>
+            <w:hideMark/>
+          </w:tcPr>
+          <w:p>
+            <w:pPr>
+              <w:spacing w:after="0" w:line="240" w:lineRule="auto"/>
+              <w:rPr>
+                <w:rFonts w:ascii="Aptos Narrow" w:eastAsia="Times New Roman" w:hAnsi="Aptos Narrow" w:cs="Times New Roman"/>
+                <w:color w:val="000000"/>
+                <w:kern w:val="0"/>
+                <w14:ligatures w14:val="none"/>
+              </w:rPr>
+            </w:pPr>
+            <w:proofErr w:type="spellStart"/>
+            <w:r>
+              <w:rPr>
+                <w:rFonts w:ascii="Aptos Narrow" w:eastAsia="Times New Roman" w:hAnsi="Aptos Narrow" w:cs="Times New Roman"/>
+                <w:color w:val="000000"/>
+                <w:kern w:val="0"/>
+                <w14:ligatures w14:val="none"/>
+              </w:rPr>
+              <w:t>Salumber</w:t>
+            </w:r>
+            <w:proofErr w:type="spellEnd"/>
+          </w:p>
+        </w:tc>
+      </w:tr>
+    </w:tbl>
+    <w:p>
+      <w:r>
+        <w:t>All of these got added in 2025</w:t>
+      </w:r>
+    </w:p>
+    <w:p>
+      <w:r>
+        <w:t xml:space="preserve">Uttar Pradesh -&gt; </w:t>
+      </w:r>
+    </w:p>
+    <w:tbl>
+      <w:tblPr>
+        <w:tblW w:w="1300" w:type="dxa"/>
+        <w:tblLook w:val="04A0" w:firstRow="1" w:lastRow="0" w:firstColumn="1" w:lastColumn="0" w:noHBand="0" w:noVBand="1"/>
+      </w:tblPr>
+      <w:tblGrid>
+        <w:gridCol w:w="1300"/>
+      </w:tblGrid>
+      <w:tr>
+        <w:trPr>
+          <w:trHeight w:val="320"/>
+        </w:trPr>
+        <w:tc>
+          <w:tcPr>
+            <w:tcW w:w="1300" w:type="dxa"/>
+            <w:tcBorders>
+              <w:top w:val="single" w:sz="4" w:space="0" w:color="auto"/>
+              <w:left w:val="single" w:sz="4" w:space="0" w:color="auto"/>
+              <w:bottom w:val="single" w:sz="4" w:space="0" w:color="auto"/>
+              <w:right w:val="single" w:sz="4" w:space="0" w:color="auto"/>
+            </w:tcBorders>
+            <w:noWrap/>
+            <w:vAlign w:val="bottom"/>
+            <w:hideMark/>
+          </w:tcPr>
+          <w:p>
+            <w:pPr>
+              <w:spacing w:after="0" w:line="240" w:lineRule="auto"/>
+              <w:rPr>
+                <w:rFonts w:ascii="Aptos Narrow" w:eastAsia="Times New Roman" w:hAnsi="Aptos Narrow" w:cs="Times New Roman"/>
+                <w:color w:val="000000"/>
+                <w:kern w:val="0"/>
+                <w14:ligatures w14:val="none"/>
+              </w:rPr>
+            </w:pPr>
+            <w:r>
+              <w:rPr>
+                <w:rFonts w:ascii="Aptos Narrow" w:eastAsia="Times New Roman" w:hAnsi="Aptos Narrow" w:cs="Times New Roman"/>
+                <w:color w:val="000000"/>
+                <w:kern w:val="0"/>
+                <w14:ligatures w14:val="none"/>
+              </w:rPr>
+              <w:t>Shamli</w:t>
+            </w:r>
+          </w:p>
+        </w:tc>
+      </w:tr>
+      <w:tr>
+        <w:trPr>
+          <w:trHeight w:val="320"/>
+        </w:trPr>
+        <w:tc>
+          <w:tcPr>
+            <w:tcW w:w="1300" w:type="dxa"/>
+            <w:tcBorders>
+              <w:top w:val="nil"/>
+              <w:left w:val="single" w:sz="4" w:space="0" w:color="auto"/>
+              <w:bottom w:val="single" w:sz="4" w:space="0" w:color="auto"/>
+              <w:right w:val="single" w:sz="4" w:space="0" w:color="auto"/>
+            </w:tcBorders>
+            <w:noWrap/>
+            <w:vAlign w:val="bottom"/>
+            <w:hideMark/>
+          </w:tcPr>
+          <w:p>
+            <w:pPr>
+              <w:spacing w:after="0" w:line="240" w:lineRule="auto"/>
+              <w:rPr>
+                <w:rFonts w:ascii="Aptos Narrow" w:eastAsia="Times New Roman" w:hAnsi="Aptos Narrow" w:cs="Times New Roman"/>
+                <w:color w:val="000000"/>
+                <w:kern w:val="0"/>
+                <w14:ligatures w14:val="none"/>
+              </w:rPr>
+            </w:pPr>
+            <w:proofErr w:type="spellStart"/>
+            <w:r>
+              <w:rPr>
+                <w:rFonts w:ascii="Aptos Narrow" w:eastAsia="Times New Roman" w:hAnsi="Aptos Narrow" w:cs="Times New Roman"/>
+                <w:color w:val="000000"/>
+                <w:kern w:val="0"/>
+                <w14:ligatures w14:val="none"/>
+              </w:rPr>
+              <w:t>Hapur</w:t>
+            </w:r>
+            <w:proofErr w:type="spellEnd"/>
+          </w:p>
+        </w:tc>
+      </w:tr>
+      <w:tr>
+        <w:trPr>
+          <w:trHeight w:val="320"/>
+        </w:trPr>
+        <w:tc>
+          <w:tcPr>
+            <w:tcW w:w="1300" w:type="dxa"/>
+            <w:tcBorders>
+              <w:top w:val="nil"/>
+              <w:left w:val="single" w:sz="4" w:space="0" w:color="auto"/>
+              <w:bottom w:val="single" w:sz="4" w:space="0" w:color="auto"/>
+              <w:right w:val="single" w:sz="4" w:space="0" w:color="auto"/>
+            </w:tcBorders>
+            <w:noWrap/>
+            <w:vAlign w:val="bottom"/>
+            <w:hideMark/>
+          </w:tcPr>
+          <w:p>
+            <w:pPr>
+              <w:spacing w:after="0" w:line="240" w:lineRule="auto"/>
+              <w:rPr>
+                <w:rFonts w:ascii="Aptos Narrow" w:eastAsia="Times New Roman" w:hAnsi="Aptos Narrow" w:cs="Times New Roman"/>
+                <w:color w:val="000000"/>
+                <w:kern w:val="0"/>
+                <w14:ligatures w14:val="none"/>
+              </w:rPr>
+            </w:pPr>
+            <w:proofErr w:type="spellStart"/>
+            <w:r>
+              <w:rPr>
+                <w:rFonts w:ascii="Aptos Narrow" w:eastAsia="Times New Roman" w:hAnsi="Aptos Narrow" w:cs="Times New Roman"/>
+                <w:color w:val="000000"/>
+                <w:kern w:val="0"/>
+                <w14:ligatures w14:val="none"/>
+              </w:rPr>
+              <w:t>Sambhal</w:t>
+            </w:r>
+            <w:proofErr w:type="spellEnd"/>
+          </w:p>
+        </w:tc>
+      </w:tr>
+      <w:tr>
+        <w:trPr>
+          <w:trHeight w:val="320"/>
+        </w:trPr>
+        <w:tc>
+          <w:tcPr>
+            <w:tcW w:w="1300" w:type="dxa"/>
+            <w:tcBorders>
+              <w:top w:val="nil"/>
+              <w:left w:val="single" w:sz="4" w:space="0" w:color="auto"/>
+              <w:bottom w:val="single" w:sz="4" w:space="0" w:color="auto"/>
+              <w:right w:val="single" w:sz="4" w:space="0" w:color="auto"/>
+            </w:tcBorders>
+            <w:noWrap/>
+            <w:vAlign w:val="bottom"/>
+            <w:hideMark/>
+          </w:tcPr>
+          <w:p>
+            <w:pPr>
+              <w:spacing w:after="0" w:line="240" w:lineRule="auto"/>
+              <w:rPr>
+                <w:rFonts w:ascii="Aptos Narrow" w:eastAsia="Times New Roman" w:hAnsi="Aptos Narrow" w:cs="Times New Roman"/>
+                <w:color w:val="000000"/>
+                <w:kern w:val="0"/>
+                <w14:ligatures w14:val="none"/>
+              </w:rPr>
+            </w:pPr>
+            <w:r>
+              <w:rPr>
+                <w:rFonts w:ascii="Aptos Narrow" w:eastAsia="Times New Roman" w:hAnsi="Aptos Narrow" w:cs="Times New Roman"/>
+                <w:color w:val="000000"/>
+                <w:kern w:val="0"/>
+                <w14:ligatures w14:val="none"/>
+              </w:rPr>
+              <w:t>Amethi</w:t>
+            </w:r>
+          </w:p>
+        </w:tc>
+      </w:tr>
+    </w:tbl>
+    <w:p>
+      <w:r>
+        <w:t>In 2025</w:t>
+      </w:r>
+    </w:p>
+    <w:p>
+      <w:pPr>
+        <w:pStyle w:val="ListParagraph"/>
+        <w:numPr>
+          <w:ilvl w:val="0"/>
+          <w:numId w:val="1"/>
+        </w:numPr>
+      </w:pPr>
+      <w:r>
+        <w:t>_Removing 2025 data because it has too different a structure</w:t>
+      </w:r>
+    </w:p>
+    <w:p>
+      <w:pPr>
+        <w:pStyle w:val="ListParagraph"/>
+        <w:numPr>
+          <w:ilvl w:val="0"/>
+          <w:numId w:val="1"/>
+        </w:numPr>
+      </w:pPr>
+      <w:r>
+        <w:t xml:space="preserve">The analysis is restricted to PLFS observations collected through December 2024. From January 2025, the PLFS underwent a substantial redesign of its sampling methodology, including the adoption of districts as the primary geographical sampling unit for most of India. </w:t>
+      </w:r>
+      <w:proofErr w:type="spellStart"/>
+      <w:r>
+        <w:t>MoSPI</w:t>
+      </w:r>
+      <w:proofErr w:type="spellEnd"/>
+      <w:r>
+        <w:t xml:space="preserve"> cautions that post-2025 estimates are not strictly comparable with those from the previous design. Since treatment in this study is defined at the district level, observations under the </w:t>
+      </w:r>
+      <w:r>
+        <w:lastRenderedPageBreak/>
+        <w:t>redesigned sampling framework are excluded from the baseline analysis to preserve geographical and sampling comparability over time.</w:t>
+      </w:r>
+    </w:p>
+    <w:p>
+      <w:r>
+        <w:t xml:space="preserve">Now list is: </w:t>
+      </w:r>
+      <w:r>
+        <w:br/>
+        <w:t>Jammu and Kashmir</w:t>
+      </w:r>
+    </w:p>
+    <w:p>
+      <w:r>
+        <w:t>Tripura</w:t>
+      </w:r>
+    </w:p>
+    <w:p>
+      <w:r>
+        <w:t>Assam</w:t>
+      </w:r>
+    </w:p>
+    <w:p>
+      <w:r>
+        <w:t>West Bengal</w:t>
+      </w:r>
+    </w:p>
+    <w:p>
+      <w:r>
+        <w:t>Gujarat</w:t>
+      </w:r>
+    </w:p>
+    <w:p>
+      <w:r>
+        <w:t>Telangana</w:t>
+      </w:r>
+      <w:r>
+        <w:br w:type="page"/>
+      </w:r>
+    </w:p>
+    <w:p>
+      <w:r>
+        <w:lastRenderedPageBreak/>
         <w:t>Data findings:</w:t>
       </w:r>
     </w:p>
@@ -56,7 +1099,23 @@
     </w:p>
     <w:p>
       <w:r>
-        <w:t>Whether Engaged In Any Work In Subsidiary Capacity</w:t>
+        <w:t xml:space="preserve">Whether Engaged </w:t>
+      </w:r>
+      <w:proofErr w:type="gramStart"/>
+      <w:r>
+        <w:t>In</w:t>
+      </w:r>
+      <w:proofErr w:type="gramEnd"/>
+      <w:r>
+        <w:t xml:space="preserve"> Any Work </w:t>
+      </w:r>
+      <w:proofErr w:type="gramStart"/>
+      <w:r>
+        <w:t>In</w:t>
+      </w:r>
+      <w:proofErr w:type="gramEnd"/>
+      <w:r>
+        <w:t xml:space="preserve"> Subsidiary Capacity</w:t>
       </w:r>
     </w:p>
     <w:p>
@@ -86,7 +1145,23 @@
     </w:p>
     <w:p>
       <w:r>
-        <w:t>(Principal) No. Of Workers In The Enterprise</w:t>
+        <w:t xml:space="preserve">(Principal) No. Of Workers </w:t>
+      </w:r>
+      <w:proofErr w:type="gramStart"/>
+      <w:r>
+        <w:t>In</w:t>
+      </w:r>
+      <w:proofErr w:type="gramEnd"/>
+      <w:r>
+        <w:t xml:space="preserve"> </w:t>
+      </w:r>
+      <w:proofErr w:type="gramStart"/>
+      <w:r>
+        <w:t>The</w:t>
+      </w:r>
+      <w:proofErr w:type="gramEnd"/>
+      <w:r>
+        <w:t xml:space="preserve"> Enterprise</w:t>
       </w:r>
     </w:p>
     <w:p>
@@ -116,7 +1191,23 @@
           <w:b/>
           <w:bCs/>
         </w:rPr>
-        <w:t>(Principal) Type Of Job Contract</w:t>
+        <w:t xml:space="preserve">(Principal) Type </w:t>
+      </w:r>
+      <w:proofErr w:type="gramStart"/>
+      <w:r>
+        <w:rPr>
+          <w:b/>
+          <w:bCs/>
+        </w:rPr>
+        <w:t>Of</w:t>
+      </w:r>
+      <w:proofErr w:type="gramEnd"/>
+      <w:r>
+        <w:rPr>
+          <w:b/>
+          <w:bCs/>
+        </w:rPr>
+        <w:t xml:space="preserve"> Job Contract</w:t>
       </w:r>
     </w:p>
     <w:p>
@@ -129,7 +1220,15 @@
       </w:r>
       <w:proofErr w:type="spellEnd"/>
       <w:r>
-        <w:t>. use  ...93  rentiers, pensioners, remittance recipients, etc. ...94 not able to work due to disability ...95 others (including begging, prostitution, etc.) ...97</w:t>
+        <w:t xml:space="preserve">. </w:t>
+      </w:r>
+      <w:proofErr w:type="gramStart"/>
+      <w:r>
+        <w:t>use  ...93  rentiers</w:t>
+      </w:r>
+      <w:proofErr w:type="gramEnd"/>
+      <w:r>
+        <w:t>, pensioners, remittance recipients, etc. ...94 not able to work due to disability ...95 others (including begging, prostitution, etc.) ...97</w:t>
       </w:r>
     </w:p>
     <w:p>
@@ -147,7 +1246,15 @@
       </w:r>
       <w:proofErr w:type="spellEnd"/>
       <w:r>
-        <w:t xml:space="preserve"> Of Paid Leave</w:t>
+        <w:t xml:space="preserve"> </w:t>
+      </w:r>
+      <w:proofErr w:type="gramStart"/>
+      <w:r>
+        <w:t>Of</w:t>
+      </w:r>
+      <w:proofErr w:type="gramEnd"/>
+      <w:r>
+        <w:t xml:space="preserve"> Paid Leave</w:t>
       </w:r>
     </w:p>
     <w:p>
@@ -197,13 +1304,15 @@
         <w:t xml:space="preserve">If </w:t>
       </w:r>
       <w:r>
-        <w:t>Contract Worker=1 AND  [</w:t>
-      </w:r>
-      <w:r>
-        <w:t>(</w:t>
-      </w:r>
-      <w:r>
-        <w:t>Social Security Benefits</w:t>
+        <w:t xml:space="preserve">Contract Worker=1 </w:t>
+      </w:r>
+      <w:proofErr w:type="gramStart"/>
+      <w:r>
+        <w:t>AND  [</w:t>
+      </w:r>
+      <w:proofErr w:type="gramEnd"/>
+      <w:r>
+        <w:t>(Social Security Benefits</w:t>
       </w:r>
       <w:r>
         <w:t>=0</w:t>
@@ -217,7 +1326,15 @@
       </w:r>
       <w:proofErr w:type="spellEnd"/>
       <w:r>
-        <w:t xml:space="preserve"> Of Paid Leave</w:t>
+        <w:t xml:space="preserve"> </w:t>
+      </w:r>
+      <w:proofErr w:type="gramStart"/>
+      <w:r>
+        <w:t>Of</w:t>
+      </w:r>
+      <w:proofErr w:type="gramEnd"/>
+      <w:r>
+        <w:t xml:space="preserve"> Paid Leave</w:t>
       </w:r>
       <w:r>
         <w:t>=0</w:t>
@@ -253,8 +1370,128 @@
 </w:document>
 </file>
 
+<file path=word/numbering.xml><?xml version="1.0" encoding="utf-8"?>
+<w:numbering xmlns:wpc="http://schemas.microsoft.com/office/word/2010/wordprocessingCanvas" xmlns:cx="http://schemas.microsoft.com/office/drawing/2014/chartex" xmlns:cx1="http://schemas.microsoft.com/office/drawing/2015/9/8/chartex" xmlns:cx2="http://schemas.microsoft.com/office/drawing/2015/10/21/chartex" xmlns:cx3="http://schemas.microsoft.com/office/drawing/2016/5/9/chartex" xmlns:cx4="http://schemas.microsoft.com/office/drawing/2016/5/10/chartex" xmlns:cx5="http://schemas.microsoft.com/office/drawing/2016/5/11/chartex" xmlns:cx6="http://schemas.microsoft.com/office/drawing/2016/5/12/chartex" xmlns:cx7="http://schemas.microsoft.com/office/drawing/2016/5/13/chartex" xmlns:cx8="http://schemas.microsoft.com/office/drawing/2016/5/14/chartex" xmlns:mc="http://schemas.openxmlformats.org/markup-compatibility/2006" xmlns:m="http://schemas.openxmlformats.org/officeDocument/2006/math" xmlns:aink="http://schemas.microsoft.com/office/drawing/2016/ink" xmlns:am3d="http://schemas.microsoft.com/office/drawing/2017/model3d" xmlns:oel="http://schemas.microsoft.com/office/2019/extlst" xmlns:r="http://schemas.openxmlformats.org/officeDocument/2006/relationships" xmlns:wp14="http://schemas.microsoft.com/office/word/2010/wordprocessingDrawing" xmlns:wp="http://schemas.openxmlformats.org/drawingml/2006/wordprocessingDrawing" xmlns:wpg="http://schemas.microsoft.com/office/word/2010/wordprocessingGroup" xmlns:wpi="http://schemas.microsoft.com/office/word/2010/wordprocessingInk" xmlns:wps="http://schemas.microsoft.com/office/word/2010/wordprocessingShape" xmlns:o="urn:schemas-microsoft-com:office:office" xmlns:v="urn:schemas-microsoft-com:vml" xmlns:w10="urn:schemas-microsoft-com:office:word" xmlns:w="http://schemas.openxmlformats.org/wordprocessingml/2006/main" xmlns:w14="http://schemas.microsoft.com/office/word/2010/wordml" xmlns:w15="http://schemas.microsoft.com/office/word/2012/wordml" xmlns:w16cex="http://schemas.microsoft.com/office/word/2018/wordml/cex" xmlns:w16cid="http://schemas.microsoft.com/office/word/2016/wordml/cid" xmlns:w16="http://schemas.microsoft.com/office/word/2018/wordml" xmlns:w16sdtdh="http://schemas.microsoft.com/office/word/2020/wordml/sdtdatahash" xmlns:w16sdtfl="http://schemas.microsoft.com/office/word/2024/wordml/sdtformatlock" xmlns:w16se="http://schemas.microsoft.com/office/word/2015/wordml/symex" xmlns:w16du="http://schemas.microsoft.com/office/word/2023/wordml/word16du" xmlns:wne="http://schemas.microsoft.com/office/word/2006/wordml" mc:Ignorable="w14 w15 w16se w16cid w16 w16cex w16sdtdh w16sdtfl w16du wp14">
+  <w:abstractNum w:abstractNumId="0" w15:restartNumberingAfterBreak="0">
+    <w:nsid w:val="5E885C85"/>
+    <w:multiLevelType w:val="hybridMultilevel"/>
+    <w:tmpl w:val="122EC010"/>
+    <w:lvl w:ilvl="0" w:tplc="261E9552">
+      <w:numFmt w:val="bullet"/>
+      <w:lvlText w:val=""/>
+      <w:lvlJc w:val="left"/>
+      <w:pPr>
+        <w:ind w:left="720" w:hanging="360"/>
+      </w:pPr>
+      <w:rPr>
+        <w:rFonts w:ascii="Wingdings" w:eastAsiaTheme="minorEastAsia" w:hAnsi="Wingdings" w:cstheme="minorBidi" w:hint="default"/>
+      </w:rPr>
+    </w:lvl>
+    <w:lvl w:ilvl="1" w:tplc="08090003" w:tentative="1">
+      <w:start w:val="1"/>
+      <w:numFmt w:val="bullet"/>
+      <w:lvlText w:val="o"/>
+      <w:lvlJc w:val="left"/>
+      <w:pPr>
+        <w:ind w:left="1440" w:hanging="360"/>
+      </w:pPr>
+      <w:rPr>
+        <w:rFonts w:ascii="Courier New" w:hAnsi="Courier New" w:cs="Courier New" w:hint="default"/>
+      </w:rPr>
+    </w:lvl>
+    <w:lvl w:ilvl="2" w:tplc="08090005" w:tentative="1">
+      <w:start w:val="1"/>
+      <w:numFmt w:val="bullet"/>
+      <w:lvlText w:val=""/>
+      <w:lvlJc w:val="left"/>
+      <w:pPr>
+        <w:ind w:left="2160" w:hanging="360"/>
+      </w:pPr>
+      <w:rPr>
+        <w:rFonts w:ascii="Wingdings" w:hAnsi="Wingdings" w:hint="default"/>
+      </w:rPr>
+    </w:lvl>
+    <w:lvl w:ilvl="3" w:tplc="08090001" w:tentative="1">
+      <w:start w:val="1"/>
+      <w:numFmt w:val="bullet"/>
+      <w:lvlText w:val=""/>
+      <w:lvlJc w:val="left"/>
+      <w:pPr>
+        <w:ind w:left="2880" w:hanging="360"/>
+      </w:pPr>
+      <w:rPr>
+        <w:rFonts w:ascii="Symbol" w:hAnsi="Symbol" w:hint="default"/>
+      </w:rPr>
+    </w:lvl>
+    <w:lvl w:ilvl="4" w:tplc="08090003" w:tentative="1">
+      <w:start w:val="1"/>
+      <w:numFmt w:val="bullet"/>
+      <w:lvlText w:val="o"/>
+      <w:lvlJc w:val="left"/>
+      <w:pPr>
+        <w:ind w:left="3600" w:hanging="360"/>
+      </w:pPr>
+      <w:rPr>
+        <w:rFonts w:ascii="Courier New" w:hAnsi="Courier New" w:cs="Courier New" w:hint="default"/>
+      </w:rPr>
+    </w:lvl>
+    <w:lvl w:ilvl="5" w:tplc="08090005" w:tentative="1">
+      <w:start w:val="1"/>
+      <w:numFmt w:val="bullet"/>
+      <w:lvlText w:val=""/>
+      <w:lvlJc w:val="left"/>
+      <w:pPr>
+        <w:ind w:left="4320" w:hanging="360"/>
+      </w:pPr>
+      <w:rPr>
+        <w:rFonts w:ascii="Wingdings" w:hAnsi="Wingdings" w:hint="default"/>
+      </w:rPr>
+    </w:lvl>
+    <w:lvl w:ilvl="6" w:tplc="08090001" w:tentative="1">
+      <w:start w:val="1"/>
+      <w:numFmt w:val="bullet"/>
+      <w:lvlText w:val=""/>
+      <w:lvlJc w:val="left"/>
+      <w:pPr>
+        <w:ind w:left="5040" w:hanging="360"/>
+      </w:pPr>
+      <w:rPr>
+        <w:rFonts w:ascii="Symbol" w:hAnsi="Symbol" w:hint="default"/>
+      </w:rPr>
+    </w:lvl>
+    <w:lvl w:ilvl="7" w:tplc="08090003" w:tentative="1">
+      <w:start w:val="1"/>
+      <w:numFmt w:val="bullet"/>
+      <w:lvlText w:val="o"/>
+      <w:lvlJc w:val="left"/>
+      <w:pPr>
+        <w:ind w:left="5760" w:hanging="360"/>
+      </w:pPr>
+      <w:rPr>
+        <w:rFonts w:ascii="Courier New" w:hAnsi="Courier New" w:cs="Courier New" w:hint="default"/>
+      </w:rPr>
+    </w:lvl>
+    <w:lvl w:ilvl="8" w:tplc="08090005" w:tentative="1">
+      <w:start w:val="1"/>
+      <w:numFmt w:val="bullet"/>
+      <w:lvlText w:val=""/>
+      <w:lvlJc w:val="left"/>
+      <w:pPr>
+        <w:ind w:left="6480" w:hanging="360"/>
+      </w:pPr>
+      <w:rPr>
+        <w:rFonts w:ascii="Wingdings" w:hAnsi="Wingdings" w:hint="default"/>
+      </w:rPr>
+    </w:lvl>
+  </w:abstractNum>
+  <w:num w:numId="1" w16cid:durableId="283973079">
+    <w:abstractNumId w:val="0"/>
+  </w:num>
+</w:numbering>
+</file>
+
 <file path=word/styles.xml><?xml version="1.0" encoding="utf-8"?>
-<w:styles xmlns:mc="http://schemas.openxmlformats.org/markup-compatibility/2006" xmlns:r="http://schemas.openxmlformats.org/officeDocument/2006/relationships" xmlns:w="http://schemas.openxmlformats.org/wordprocessingml/2006/main" xmlns:w14="http://schemas.microsoft.com/office/word/2010/wordml" xmlns:w15="http://schemas.microsoft.com/office/word/2012/wordml" xmlns:w16cex="http://schemas.microsoft.com/office/word/2018/wordml/cex" xmlns:w16cid="http://schemas.microsoft.com/office/word/2016/wordml/cid" xmlns:w16="http://schemas.microsoft.com/office/word/2018/wordml" xmlns:w16du="http://schemas.microsoft.com/office/word/2023/wordml/word16du" xmlns:w16sdtdh="http://schemas.microsoft.com/office/word/2020/wordml/sdtdatahash" xmlns:w16sdtfl="http://schemas.microsoft.com/office/word/2024/wordml/sdtformatlock" xmlns:w16se="http://schemas.microsoft.com/office/word/2015/wordml/symex" mc:Ignorable="w14 w15 w16se w16cid w16 w16cex w16sdtdh w16sdtfl w16du">
+<w:styles xmlns:mc="http://schemas.openxmlformats.org/markup-compatibility/2006" xmlns:r="http://schemas.openxmlformats.org/officeDocument/2006/relationships" xmlns:w="http://schemas.openxmlformats.org/wordprocessingml/2006/main" xmlns:w14="http://schemas.microsoft.com/office/word/2010/wordml" xmlns:w15="http://schemas.microsoft.com/office/word/2012/wordml" xmlns:w16cex="http://schemas.microsoft.com/office/word/2018/wordml/cex" xmlns:w16cid="http://schemas.microsoft.com/office/word/2016/wordml/cid" xmlns:w16="http://schemas.microsoft.com/office/word/2018/wordml" xmlns:w16sdtdh="http://schemas.microsoft.com/office/word/2020/wordml/sdtdatahash" xmlns:w16sdtfl="http://schemas.microsoft.com/office/word/2024/wordml/sdtformatlock" xmlns:w16se="http://schemas.microsoft.com/office/word/2015/wordml/symex" xmlns:w16du="http://schemas.microsoft.com/office/word/2023/wordml/word16du" mc:Ignorable="w14 w15 w16se w16cid w16 w16cex w16sdtdh w16sdtfl w16du">
   <w:docDefaults>
     <w:rPrDefault>
       <w:rPr>
